--- a/Weekly Logs/-Group Timesheets/BHB - Week 3 hours.docx
+++ b/Weekly Logs/-Group Timesheets/BHB - Week 3 hours.docx
@@ -949,19 +949,7 @@
         <w:rPr>
           <w:lang w:val="en-NZ"/>
         </w:rPr>
-        <w:t>discussed the meeting with Clement, who would research what, and booking a meeting with Geoff to record</w:t>
-      </w:r>
-      <w:r>
-        <w:rPr>
-          <w:lang w:val="en-NZ"/>
-        </w:rPr>
-        <w:t xml:space="preserve"> for the proposal</w:t>
-      </w:r>
-      <w:r>
-        <w:rPr>
-          <w:lang w:val="en-NZ"/>
-        </w:rPr>
-        <w:t>.</w:t>
+        <w:t>discussed the meeting with Clement, who would research what, and booking a meeting with Geoff to record for the proposal.</w:t>
       </w:r>
     </w:p>
     <w:p>
@@ -1201,7 +1189,21 @@
         <w:rPr>
           <w:bCs/>
         </w:rPr>
-        <w:t xml:space="preserve">Dave make a </w:t>
+        <w:t xml:space="preserve">Dave </w:t>
+      </w:r>
+      <w:proofErr w:type="gramStart"/>
+      <w:r>
+        <w:rPr>
+          <w:bCs/>
+        </w:rPr>
+        <w:t>make</w:t>
+      </w:r>
+      <w:proofErr w:type="gramEnd"/>
+      <w:r>
+        <w:rPr>
+          <w:bCs/>
+        </w:rPr>
+        <w:t xml:space="preserve"> a </w:t>
       </w:r>
       <w:proofErr w:type="spellStart"/>
       <w:r>
@@ -1341,16 +1343,20 @@
         <w:rPr>
           <w:bCs/>
         </w:rPr>
-        <w:t xml:space="preserve"> for storing our data and document </w:t>
-      </w:r>
-      <w:proofErr w:type="spellStart"/>
-      <w:r>
-        <w:rPr>
-          <w:bCs/>
-        </w:rPr>
-        <w:t>chanhes</w:t>
-      </w:r>
-      <w:proofErr w:type="spellEnd"/>
+        <w:t xml:space="preserve"> for storing our data and document chan</w:t>
+      </w:r>
+      <w:r>
+        <w:rPr>
+          <w:bCs/>
+        </w:rPr>
+        <w:t>g</w:t>
+      </w:r>
+      <w:r>
+        <w:rPr>
+          <w:bCs/>
+        </w:rPr>
+        <w:t>es</w:t>
+      </w:r>
     </w:p>
     <w:p>
       <w:pPr>
@@ -1419,21 +1425,7 @@
         <w:rPr>
           <w:bCs/>
         </w:rPr>
-        <w:t xml:space="preserve">Have a meeting with Geoff next week and draft 1 of proposal by Thursday 12 next week to go over with </w:t>
-      </w:r>
-      <w:proofErr w:type="spellStart"/>
-      <w:r>
-        <w:rPr>
-          <w:bCs/>
-        </w:rPr>
-        <w:t>Celement</w:t>
-      </w:r>
-      <w:proofErr w:type="spellEnd"/>
-      <w:r>
-        <w:rPr>
-          <w:bCs/>
-        </w:rPr>
-        <w:t xml:space="preserve"> next week</w:t>
+        <w:t>Have a meeting with Geoff next week and draft 1 of proposal by Thursday 12 next week to go over with Clement next week</w:t>
       </w:r>
     </w:p>
     <w:p>
@@ -1490,7 +1482,21 @@
         <w:rPr>
           <w:bCs/>
         </w:rPr>
-        <w:t xml:space="preserve">Dave build an agenda for meetings and send the notes to Clement beforehand. </w:t>
+        <w:t xml:space="preserve">Dave </w:t>
+      </w:r>
+      <w:proofErr w:type="gramStart"/>
+      <w:r>
+        <w:rPr>
+          <w:bCs/>
+        </w:rPr>
+        <w:t>build</w:t>
+      </w:r>
+      <w:proofErr w:type="gramEnd"/>
+      <w:r>
+        <w:rPr>
+          <w:bCs/>
+        </w:rPr>
+        <w:t xml:space="preserve"> an agenda for meetings and send the notes to Clement beforehand. </w:t>
       </w:r>
     </w:p>
     <w:p>
@@ -2264,6 +2270,7 @@
   <w:style w:type="character" w:default="1" w:styleId="DefaultParagraphFont">
     <w:name w:val="Default Paragraph Font"/>
     <w:uiPriority w:val="1"/>
+    <w:semiHidden/>
     <w:unhideWhenUsed/>
   </w:style>
   <w:style w:type="table" w:default="1" w:styleId="TableNormal">
